--- a/doc ideas materiales.docx
+++ b/doc ideas materiales.docx
@@ -26,7 +26,7 @@
           <w:rFonts w:ascii="Segoe UI Emoji" w:hAnsi="Segoe UI Emoji" w:cs="Segoe UI Emoji"/>
         </w:rPr>
         <w:pict w14:anchorId="63FD2E59">
-          <v:rect id="_x0000_i1553" style="width:0;height:1.5pt" o:hralign="center" o:hrstd="t" o:hr="t" fillcolor="#a0a0a0" stroked="f"/>
+          <v:rect id="_x0000_i1025" style="width:0;height:1.5pt" o:hralign="center" o:hrstd="t" o:hr="t" fillcolor="#a0a0a0" stroked="f"/>
         </w:pict>
       </w:r>
     </w:p>
@@ -331,7 +331,7 @@
           <w:rFonts w:ascii="Segoe UI Emoji" w:hAnsi="Segoe UI Emoji" w:cs="Segoe UI Emoji"/>
         </w:rPr>
         <w:pict w14:anchorId="02E7FFF3">
-          <v:rect id="_x0000_i1554" style="width:0;height:1.5pt" o:hralign="center" o:hrstd="t" o:hr="t" fillcolor="#a0a0a0" stroked="f"/>
+          <v:rect id="_x0000_i1026" style="width:0;height:1.5pt" o:hralign="center" o:hrstd="t" o:hr="t" fillcolor="#a0a0a0" stroked="f"/>
         </w:pict>
       </w:r>
     </w:p>
@@ -599,7 +599,7 @@
           <w:rFonts w:ascii="Segoe UI Emoji" w:hAnsi="Segoe UI Emoji" w:cs="Segoe UI Emoji"/>
         </w:rPr>
         <w:pict w14:anchorId="1952CB2C">
-          <v:rect id="_x0000_i1555" style="width:0;height:1.5pt" o:hralign="center" o:hrstd="t" o:hr="t" fillcolor="#a0a0a0" stroked="f"/>
+          <v:rect id="_x0000_i1027" style="width:0;height:1.5pt" o:hralign="center" o:hrstd="t" o:hr="t" fillcolor="#a0a0a0" stroked="f"/>
         </w:pict>
       </w:r>
     </w:p>
@@ -859,7 +859,7 @@
           <w:rFonts w:ascii="Segoe UI Emoji" w:hAnsi="Segoe UI Emoji" w:cs="Segoe UI Emoji"/>
         </w:rPr>
         <w:pict w14:anchorId="18490BD0">
-          <v:rect id="_x0000_i1556" style="width:0;height:1.5pt" o:hralign="center" o:hrstd="t" o:hr="t" fillcolor="#a0a0a0" stroked="f"/>
+          <v:rect id="_x0000_i1028" style="width:0;height:1.5pt" o:hralign="center" o:hrstd="t" o:hr="t" fillcolor="#a0a0a0" stroked="f"/>
         </w:pict>
       </w:r>
     </w:p>
@@ -1054,7 +1054,7 @@
           <w:rFonts w:ascii="Segoe UI Emoji" w:hAnsi="Segoe UI Emoji" w:cs="Segoe UI Emoji"/>
         </w:rPr>
         <w:pict w14:anchorId="4556F737">
-          <v:rect id="_x0000_i1557" style="width:0;height:1.5pt" o:hralign="center" o:hrstd="t" o:hr="t" fillcolor="#a0a0a0" stroked="f"/>
+          <v:rect id="_x0000_i1029" style="width:0;height:1.5pt" o:hralign="center" o:hrstd="t" o:hr="t" fillcolor="#a0a0a0" stroked="f"/>
         </w:pict>
       </w:r>
     </w:p>
@@ -1281,7 +1281,7 @@
         </w:rPr>
         <w:lastRenderedPageBreak/>
         <w:pict w14:anchorId="3456CBDA">
-          <v:rect id="_x0000_i1558" style="width:0;height:1.5pt" o:hralign="center" o:hrstd="t" o:hr="t" fillcolor="#a0a0a0" stroked="f"/>
+          <v:rect id="_x0000_i1030" style="width:0;height:1.5pt" o:hralign="center" o:hrstd="t" o:hr="t" fillcolor="#a0a0a0" stroked="f"/>
         </w:pict>
       </w:r>
     </w:p>
@@ -1654,7 +1654,7 @@
           <w:rFonts w:ascii="Segoe UI Emoji" w:hAnsi="Segoe UI Emoji" w:cs="Segoe UI Emoji"/>
         </w:rPr>
         <w:pict w14:anchorId="00D73FFE">
-          <v:rect id="_x0000_i1559" style="width:0;height:1.5pt" o:hralign="center" o:hrstd="t" o:hr="t" fillcolor="#a0a0a0" stroked="f"/>
+          <v:rect id="_x0000_i1031" style="width:0;height:1.5pt" o:hralign="center" o:hrstd="t" o:hr="t" fillcolor="#a0a0a0" stroked="f"/>
         </w:pict>
       </w:r>
     </w:p>
@@ -1846,7 +1846,7 @@
           <w:rFonts w:ascii="Segoe UI Emoji" w:hAnsi="Segoe UI Emoji" w:cs="Segoe UI Emoji"/>
         </w:rPr>
         <w:pict w14:anchorId="5CBEA5EC">
-          <v:rect id="_x0000_i1560" style="width:0;height:1.5pt" o:hralign="center" o:hrstd="t" o:hr="t" fillcolor="#a0a0a0" stroked="f"/>
+          <v:rect id="_x0000_i1032" style="width:0;height:1.5pt" o:hralign="center" o:hrstd="t" o:hr="t" fillcolor="#a0a0a0" stroked="f"/>
         </w:pict>
       </w:r>
     </w:p>
@@ -2135,7 +2135,7 @@
           <w:rFonts w:ascii="Segoe UI Emoji" w:hAnsi="Segoe UI Emoji" w:cs="Segoe UI Emoji"/>
         </w:rPr>
         <w:pict w14:anchorId="18F046D9">
-          <v:rect id="_x0000_i1561" style="width:0;height:1.5pt" o:hralign="center" o:hrstd="t" o:hr="t" fillcolor="#a0a0a0" stroked="f"/>
+          <v:rect id="_x0000_i1033" style="width:0;height:1.5pt" o:hralign="center" o:hrstd="t" o:hr="t" fillcolor="#a0a0a0" stroked="f"/>
         </w:pict>
       </w:r>
     </w:p>
@@ -2298,7 +2298,7 @@
           <w:rFonts w:ascii="Segoe UI Emoji" w:hAnsi="Segoe UI Emoji" w:cs="Segoe UI Emoji"/>
         </w:rPr>
         <w:pict w14:anchorId="54DAB84A">
-          <v:rect id="_x0000_i1562" style="width:0;height:1.5pt" o:hralign="center" o:hrstd="t" o:hr="t" fillcolor="#a0a0a0" stroked="f"/>
+          <v:rect id="_x0000_i1034" style="width:0;height:1.5pt" o:hralign="center" o:hrstd="t" o:hr="t" fillcolor="#a0a0a0" stroked="f"/>
         </w:pict>
       </w:r>
     </w:p>
@@ -2604,7 +2604,7 @@
           <w:rFonts w:ascii="Segoe UI Emoji" w:hAnsi="Segoe UI Emoji" w:cs="Segoe UI Emoji"/>
         </w:rPr>
         <w:pict w14:anchorId="65DCD755">
-          <v:rect id="_x0000_i1563" style="width:0;height:1.5pt" o:hralign="center" o:hrstd="t" o:hr="t" fillcolor="#a0a0a0" stroked="f"/>
+          <v:rect id="_x0000_i1035" style="width:0;height:1.5pt" o:hralign="center" o:hrstd="t" o:hr="t" fillcolor="#a0a0a0" stroked="f"/>
         </w:pict>
       </w:r>
     </w:p>
@@ -2771,7 +2771,7 @@
           <w:rFonts w:ascii="Segoe UI Emoji" w:hAnsi="Segoe UI Emoji" w:cs="Segoe UI Emoji"/>
         </w:rPr>
         <w:pict w14:anchorId="643DB9A9">
-          <v:rect id="_x0000_i1564" style="width:0;height:1.5pt" o:hralign="center" o:hrstd="t" o:hr="t" fillcolor="#a0a0a0" stroked="f"/>
+          <v:rect id="_x0000_i1036" style="width:0;height:1.5pt" o:hralign="center" o:hrstd="t" o:hr="t" fillcolor="#a0a0a0" stroked="f"/>
         </w:pict>
       </w:r>
     </w:p>
@@ -3144,7 +3144,7 @@
           <w:rFonts w:ascii="Segoe UI Emoji" w:hAnsi="Segoe UI Emoji" w:cs="Segoe UI Emoji"/>
         </w:rPr>
         <w:pict w14:anchorId="2F0863CF">
-          <v:rect id="_x0000_i1565" style="width:0;height:1.5pt" o:hralign="center" o:hrstd="t" o:hr="t" fillcolor="#a0a0a0" stroked="f"/>
+          <v:rect id="_x0000_i1037" style="width:0;height:1.5pt" o:hralign="center" o:hrstd="t" o:hr="t" fillcolor="#a0a0a0" stroked="f"/>
         </w:pict>
       </w:r>
     </w:p>
@@ -3370,7 +3370,7 @@
           <w:rFonts w:ascii="Segoe UI Emoji" w:hAnsi="Segoe UI Emoji" w:cs="Segoe UI Emoji"/>
         </w:rPr>
         <w:pict w14:anchorId="6FE9C6C0">
-          <v:rect id="_x0000_i1566" style="width:0;height:1.5pt" o:hralign="center" o:hrstd="t" o:hr="t" fillcolor="#a0a0a0" stroked="f"/>
+          <v:rect id="_x0000_i1038" style="width:0;height:1.5pt" o:hralign="center" o:hrstd="t" o:hr="t" fillcolor="#a0a0a0" stroked="f"/>
         </w:pict>
       </w:r>
     </w:p>
@@ -3706,7 +3706,7 @@
         </w:rPr>
         <w:lastRenderedPageBreak/>
         <w:pict w14:anchorId="767AA9AF">
-          <v:rect id="_x0000_i1567" style="width:0;height:1.5pt" o:hralign="center" o:hrstd="t" o:hr="t" fillcolor="#a0a0a0" stroked="f"/>
+          <v:rect id="_x0000_i1039" style="width:0;height:1.5pt" o:hralign="center" o:hrstd="t" o:hr="t" fillcolor="#a0a0a0" stroked="f"/>
         </w:pict>
       </w:r>
     </w:p>
@@ -3974,7 +3974,7 @@
           <w:rFonts w:ascii="Segoe UI Emoji" w:hAnsi="Segoe UI Emoji" w:cs="Segoe UI Emoji"/>
         </w:rPr>
         <w:pict w14:anchorId="5ACC9B2E">
-          <v:rect id="_x0000_i1568" style="width:0;height:1.5pt" o:hralign="center" o:hrstd="t" o:hr="t" fillcolor="#a0a0a0" stroked="f"/>
+          <v:rect id="_x0000_i1040" style="width:0;height:1.5pt" o:hralign="center" o:hrstd="t" o:hr="t" fillcolor="#a0a0a0" stroked="f"/>
         </w:pict>
       </w:r>
     </w:p>
@@ -4467,7 +4467,7 @@
     <w:p>
       <w:r>
         <w:pict w14:anchorId="3AE6D953">
-          <v:rect id="_x0000_i1061" style="width:0;height:1.5pt" o:hralign="center" o:hrstd="t" o:hr="t" fillcolor="#a0a0a0" stroked="f"/>
+          <v:rect id="_x0000_i1041" style="width:0;height:1.5pt" o:hralign="center" o:hrstd="t" o:hr="t" fillcolor="#a0a0a0" stroked="f"/>
         </w:pict>
       </w:r>
     </w:p>
@@ -4796,7 +4796,7 @@
     <w:p>
       <w:r>
         <w:pict w14:anchorId="452C11BB">
-          <v:rect id="_x0000_i1062" style="width:0;height:1.5pt" o:hralign="center" o:hrstd="t" o:hr="t" fillcolor="#a0a0a0" stroked="f"/>
+          <v:rect id="_x0000_i1042" style="width:0;height:1.5pt" o:hralign="center" o:hrstd="t" o:hr="t" fillcolor="#a0a0a0" stroked="f"/>
         </w:pict>
       </w:r>
     </w:p>
@@ -5089,7 +5089,7 @@
     <w:p>
       <w:r>
         <w:pict w14:anchorId="46B0FED6">
-          <v:rect id="_x0000_i1063" style="width:0;height:1.5pt" o:hralign="center" o:hrstd="t" o:hr="t" fillcolor="#a0a0a0" stroked="f"/>
+          <v:rect id="_x0000_i1043" style="width:0;height:1.5pt" o:hralign="center" o:hrstd="t" o:hr="t" fillcolor="#a0a0a0" stroked="f"/>
         </w:pict>
       </w:r>
     </w:p>
@@ -5321,7 +5321,7 @@
     <w:p>
       <w:r>
         <w:pict w14:anchorId="0F2D31A9">
-          <v:rect id="_x0000_i1064" style="width:0;height:1.5pt" o:hralign="center" o:hrstd="t" o:hr="t" fillcolor="#a0a0a0" stroked="f"/>
+          <v:rect id="_x0000_i1044" style="width:0;height:1.5pt" o:hralign="center" o:hrstd="t" o:hr="t" fillcolor="#a0a0a0" stroked="f"/>
         </w:pict>
       </w:r>
     </w:p>
@@ -5480,7 +5480,7 @@
     <w:p>
       <w:r>
         <w:pict w14:anchorId="53D6D2AC">
-          <v:rect id="_x0000_i1065" style="width:0;height:1.5pt" o:hralign="center" o:hrstd="t" o:hr="t" fillcolor="#a0a0a0" stroked="f"/>
+          <v:rect id="_x0000_i1045" style="width:0;height:1.5pt" o:hralign="center" o:hrstd="t" o:hr="t" fillcolor="#a0a0a0" stroked="f"/>
         </w:pict>
       </w:r>
     </w:p>
@@ -5622,7 +5622,7 @@
     <w:p>
       <w:r>
         <w:pict w14:anchorId="735CE5C0">
-          <v:rect id="_x0000_i1066" style="width:0;height:1.5pt" o:hralign="center" o:hrstd="t" o:hr="t" fillcolor="#a0a0a0" stroked="f"/>
+          <v:rect id="_x0000_i1046" style="width:0;height:1.5pt" o:hralign="center" o:hrstd="t" o:hr="t" fillcolor="#a0a0a0" stroked="f"/>
         </w:pict>
       </w:r>
     </w:p>
@@ -5774,6 +5774,98 @@
         <w:t xml:space="preserve"> Escalable</w:t>
       </w:r>
     </w:p>
+    <w:p/>
+    <w:p>
+      <w:r>
+        <w:t>Camg943</w:t>
+      </w:r>
+    </w:p>
+    <w:p>
+      <w:r>
+        <w:t>Escoger la estructura de dato que usaremos, sea una que este dentro del lenguaje o una que creemos</w:t>
+      </w:r>
+    </w:p>
+    <w:p>
+      <w:r>
+        <w:t xml:space="preserve">Si fuera java, una </w:t>
+      </w:r>
+      <w:proofErr w:type="spellStart"/>
+      <w:r>
+        <w:t>linkenlist</w:t>
+      </w:r>
+      <w:proofErr w:type="spellEnd"/>
+      <w:r>
+        <w:t xml:space="preserve"> alguna otra o alguna que creemos nosotros</w:t>
+      </w:r>
+    </w:p>
+    <w:p>
+      <w:r>
+        <w:t xml:space="preserve">Crear objetos </w:t>
+      </w:r>
+      <w:proofErr w:type="spellStart"/>
+      <w:r>
+        <w:t>list</w:t>
+      </w:r>
+      <w:proofErr w:type="spellEnd"/>
+      <w:r>
+        <w:t xml:space="preserve"> y luego si necesito array </w:t>
+      </w:r>
+      <w:proofErr w:type="spellStart"/>
+      <w:r>
+        <w:t>list</w:t>
+      </w:r>
+      <w:proofErr w:type="spellEnd"/>
+      <w:r>
+        <w:t xml:space="preserve"> </w:t>
+      </w:r>
+      <w:proofErr w:type="spellStart"/>
+      <w:r>
+        <w:t>linkedlist</w:t>
+      </w:r>
+      <w:proofErr w:type="spellEnd"/>
+      <w:r>
+        <w:t xml:space="preserve"> o vector, la idea </w:t>
+      </w:r>
+      <w:proofErr w:type="spellStart"/>
+      <w:r>
+        <w:t>est</w:t>
+      </w:r>
+      <w:proofErr w:type="spellEnd"/>
+      <w:r>
+        <w:t xml:space="preserve"> trabajar para interfaces</w:t>
+      </w:r>
+      <w:r>
+        <w:t xml:space="preserve"> en </w:t>
+      </w:r>
+      <w:proofErr w:type="spellStart"/>
+      <w:r>
+        <w:t>ves</w:t>
+      </w:r>
+      <w:proofErr w:type="spellEnd"/>
+      <w:r>
+        <w:t xml:space="preserve"> de clases</w:t>
+      </w:r>
+      <w:r>
+        <w:t xml:space="preserve">, creando la interfaz </w:t>
+      </w:r>
+      <w:proofErr w:type="spellStart"/>
+      <w:r>
+        <w:t>list</w:t>
+      </w:r>
+      <w:proofErr w:type="spellEnd"/>
+      <w:r>
+        <w:t xml:space="preserve"> y luego lo de </w:t>
+      </w:r>
+      <w:proofErr w:type="spellStart"/>
+      <w:r>
+        <w:t>mas</w:t>
+      </w:r>
+      <w:proofErr w:type="spellEnd"/>
+      <w:r>
+        <w:t xml:space="preserve">, </w:t>
+      </w:r>
+    </w:p>
+    <w:p/>
     <w:p/>
     <w:sectPr>
       <w:pgSz w:w="12240" w:h="15840"/>
@@ -12589,6 +12681,7 @@
   <w:style w:type="character" w:default="1" w:styleId="Fuentedeprrafopredeter">
     <w:name w:val="Default Paragraph Font"/>
     <w:uiPriority w:val="1"/>
+    <w:semiHidden/>
     <w:unhideWhenUsed/>
   </w:style>
   <w:style w:type="table" w:default="1" w:styleId="Tablanormal">
